--- a/docs/CONSUMO_API_REST.docx
+++ b/docs/CONSUMO_API_REST.docx
@@ -16,6 +16,19 @@
           <w:sz w:val="28"/>
         </w:rPr>
         <w:t>TECNOLOGÍA EN DESARROLLO DE SOFTWARE</w:t>
+      </w:r>
+    </w:p>
+    <w:p>
+      <w:pPr>
+        <w:jc w:val="center"/>
+      </w:pPr>
+      <w:r>
+        <w:rPr>
+          <w:b w:val="0"/>
+          <w:i w:val="0"/>
+          <w:sz w:val="22"/>
+        </w:rPr>
+        <w:t>PROGRAMACIÓN AVANZADA Y APLICADA</w:t>
       </w:r>
     </w:p>
     <w:p/>
@@ -112,6 +125,33 @@
               <w:rPr>
                 <w:b/>
               </w:rPr>
+              <w:t>Docente</w:t>
+            </w:r>
+          </w:p>
+        </w:tc>
+        <w:tc>
+          <w:tcPr>
+            <w:tcW w:type="dxa" w:w="6236"/>
+          </w:tcPr>
+          <w:p>
+            <w:r>
+              <w:t>Mg. Sandra Esperanza Sánchez Barragán</w:t>
+            </w:r>
+          </w:p>
+        </w:tc>
+      </w:tr>
+      <w:tr>
+        <w:tc>
+          <w:tcPr>
+            <w:tcW w:type="dxa" w:w="2268"/>
+            <w:shd w:val="clear" w:color="auto" w:fill="DCE8FB"/>
+          </w:tcPr>
+          <w:p>
+            <w:r/>
+            <w:r>
+              <w:rPr>
+                <w:b/>
+              </w:rPr>
               <w:t>Programa</w:t>
             </w:r>
           </w:p>
@@ -123,6 +163,60 @@
           <w:p>
             <w:r>
               <w:t>Tecnología en Desarrollo de Software</w:t>
+            </w:r>
+          </w:p>
+        </w:tc>
+      </w:tr>
+      <w:tr>
+        <w:tc>
+          <w:tcPr>
+            <w:tcW w:type="dxa" w:w="2268"/>
+            <w:shd w:val="clear" w:color="auto" w:fill="DCE8FB"/>
+          </w:tcPr>
+          <w:p>
+            <w:r/>
+            <w:r>
+              <w:rPr>
+                <w:b/>
+              </w:rPr>
+              <w:t>Materia</w:t>
+            </w:r>
+          </w:p>
+        </w:tc>
+        <w:tc>
+          <w:tcPr>
+            <w:tcW w:type="dxa" w:w="6236"/>
+          </w:tcPr>
+          <w:p>
+            <w:r>
+              <w:t>Programación Avanzada y Aplicada</w:t>
+            </w:r>
+          </w:p>
+        </w:tc>
+      </w:tr>
+      <w:tr>
+        <w:tc>
+          <w:tcPr>
+            <w:tcW w:type="dxa" w:w="2268"/>
+            <w:shd w:val="clear" w:color="auto" w:fill="DCE8FB"/>
+          </w:tcPr>
+          <w:p>
+            <w:r/>
+            <w:r>
+              <w:rPr>
+                <w:b/>
+              </w:rPr>
+              <w:t>Modalidad</w:t>
+            </w:r>
+          </w:p>
+        </w:tc>
+        <w:tc>
+          <w:tcPr>
+            <w:tcW w:type="dxa" w:w="6236"/>
+          </w:tcPr>
+          <w:p>
+            <w:r>
+              <w:t>Individual</w:t>
             </w:r>
           </w:p>
         </w:tc>
@@ -201,7 +295,7 @@
           <w:b w:val="0"/>
           <w:i w:val="0"/>
         </w:rPr>
-        <w:t>Pollinations (https://gen.pollinations.ai), API compatible con OpenAI Chat Completions. Documentación: https://gen.pollinations.ai/ — claves: https://enter.pollinations.ai/. Gemini (endpoint compatible OpenAI de Google) se verificó con una API key real; OpenAI usa el mismo esquema pero no se ejecutó contra el servicio.</w:t>
+        <w:t>Proveedor principal: Google Gemini mediante su endpoint compatible con Chat Completions (https://generativelanguage.googleapis.com/v1beta/openai/). Documentación: https://ai.google.dev/gemini-api/docs — claves: https://aistudio.google.com/apikey. Proveedor secundario: Pollinations (https://gen.pollinations.ai), con el mismo esquema; solo se verificó sin clave (catálogo público de modelos y error 401).</w:t>
       </w:r>
     </w:p>
     <w:p>
@@ -1256,7 +1350,7 @@
         <w:pStyle w:val="ListBullet"/>
       </w:pPr>
       <w:r>
-        <w:t>Google AI for Developers. Gemini API (endpoint compatible con OpenAI): https://ai.google.dev/gemini-api/docs</w:t>
+        <w:t>Google AI for Developers. Gemini API (endpoint compatible con Chat Completions): https://ai.google.dev/gemini-api/docs</w:t>
       </w:r>
     </w:p>
     <w:sectPr>
@@ -1278,7 +1372,7 @@
       <w:jc w:val="center"/>
     </w:pPr>
     <w:r>
-      <w:t xml:space="preserve">AsistenteIA -- Consumo de API REST        Página </w:t>
+      <w:t xml:space="preserve">Programación Avanzada y Aplicada — AsistenteIA: Consumo de API REST        Página </w:t>
     </w:r>
     <w:r>
       <w:fldChar w:fldCharType="begin"/>
